--- a/printables/garden-answers/U2-garden-answers.docx
+++ b/printables/garden-answers/U2-garden-answers.docx
@@ -113,7 +113,21 @@
           <w:color w:val="E85D04"/>
           <w:sz w:val="24"/>
         </w:rPr>
-        <w:t>二、意思</w:t>
+        <w:t>二、根据意思写原句（答案）</w:t>
+      </w:r>
+    </w:p>
+    <w:p>
+      <w:pPr>
+        <w:spacing w:before="0" w:after="40" w:line="288" w:lineRule="auto"/>
+      </w:pPr>
+      <w:r>
+        <w:rPr>
+          <w:rFonts w:ascii="宋体" w:hAnsi="宋体" w:eastAsia="宋体"/>
+          <w:b w:val="0"/>
+          <w:color w:val="C2410C"/>
+          <w:sz w:val="22"/>
+        </w:rPr>
+        <w:t>意思：勤问才能知识丰富；自以为是就眼界狭小。</w:t>
       </w:r>
     </w:p>
     <w:p>
@@ -125,9 +139,23 @@
           <w:rFonts w:ascii="宋体" w:hAnsi="宋体" w:eastAsia="宋体"/>
           <w:b w:val="0"/>
           <w:color w:val="1C1917"/>
-          <w:sz w:val="24"/>
+          <w:sz w:val="26"/>
         </w:rPr>
-        <w:t>好问则裕，自用则小。　→　勤问才能知识丰富；自以为是就眼界狭小。</w:t>
+        <w:t>原句：好问则裕，自用则小。　——《尚书》</w:t>
+      </w:r>
+    </w:p>
+    <w:p>
+      <w:pPr>
+        <w:spacing w:before="0" w:after="40" w:line="288" w:lineRule="auto"/>
+      </w:pPr>
+      <w:r>
+        <w:rPr>
+          <w:rFonts w:ascii="宋体" w:hAnsi="宋体" w:eastAsia="宋体"/>
+          <w:b w:val="0"/>
+          <w:color w:val="C2410C"/>
+          <w:sz w:val="22"/>
+        </w:rPr>
+        <w:t>意思：广泛地学、详细地问、谨慎地想、清楚地辨、切实地做。（学问思辨行）</w:t>
       </w:r>
     </w:p>
     <w:p>
@@ -139,9 +167,23 @@
           <w:rFonts w:ascii="宋体" w:hAnsi="宋体" w:eastAsia="宋体"/>
           <w:b w:val="0"/>
           <w:color w:val="1C1917"/>
-          <w:sz w:val="24"/>
+          <w:sz w:val="26"/>
         </w:rPr>
-        <w:t>博学之，审问之，慎思之，明辨之，笃行之。　→　广泛地学、详细地问、谨慎地想、清楚地辨、切实地做。（学问思辨行）</w:t>
+        <w:t>原句：博学之，审问之，慎思之，明辨之，笃行之。　——《礼记》</w:t>
+      </w:r>
+    </w:p>
+    <w:p>
+      <w:pPr>
+        <w:spacing w:before="0" w:after="40" w:line="288" w:lineRule="auto"/>
+      </w:pPr>
+      <w:r>
+        <w:rPr>
+          <w:rFonts w:ascii="宋体" w:hAnsi="宋体" w:eastAsia="宋体"/>
+          <w:b w:val="0"/>
+          <w:color w:val="C2410C"/>
+          <w:sz w:val="22"/>
+        </w:rPr>
+        <w:t>意思：再聪明的人，不学习就难有成就，不请教就难懂事理。</w:t>
       </w:r>
     </w:p>
     <w:p>
@@ -153,9 +195,23 @@
           <w:rFonts w:ascii="宋体" w:hAnsi="宋体" w:eastAsia="宋体"/>
           <w:b w:val="0"/>
           <w:color w:val="1C1917"/>
-          <w:sz w:val="24"/>
+          <w:sz w:val="26"/>
         </w:rPr>
-        <w:t>智能之士，不学不成，不问不知。　→　再聪明的人，不学习就难有成就，不请教就难懂事理。</w:t>
+        <w:t>原句：智能之士，不学不成，不问不知。　——王充</w:t>
+      </w:r>
+    </w:p>
+    <w:p>
+      <w:pPr>
+        <w:spacing w:before="0" w:after="40" w:line="288" w:lineRule="auto"/>
+      </w:pPr>
+      <w:r>
+        <w:rPr>
+          <w:rFonts w:ascii="宋体" w:hAnsi="宋体" w:eastAsia="宋体"/>
+          <w:b w:val="0"/>
+          <w:color w:val="C2410C"/>
+          <w:sz w:val="22"/>
+        </w:rPr>
+        <w:t>意思：人不是生下来就什么都懂，谁能没有疑惑呢？（孰＝谁）</w:t>
       </w:r>
     </w:p>
     <w:p>
@@ -167,9 +223,9 @@
           <w:rFonts w:ascii="宋体" w:hAnsi="宋体" w:eastAsia="宋体"/>
           <w:b w:val="0"/>
           <w:color w:val="1C1917"/>
-          <w:sz w:val="24"/>
+          <w:sz w:val="26"/>
         </w:rPr>
-        <w:t>人非生而知之者，孰能无惑？　→　人不是生下来就什么都懂，谁能没有疑惑呢？（孰＝谁）</w:t>
+        <w:t>原句：人非生而知之者，孰能无惑？　——韩愈</w:t>
       </w:r>
     </w:p>
     <w:p>

--- a/printables/garden-answers/U2-garden-answers.docx
+++ b/printables/garden-answers/U2-garden-answers.docx
@@ -14,7 +14,7 @@
           <w:color w:val="F4A261"/>
           <w:sz w:val="20"/>
         </w:rPr>
-        <w:t>语文书桌 · 园地参考答案（做完再看）</w:t>
+        <w:t>语文书桌 · 园地过关测参考答案（做完再看）</w:t>
       </w:r>
     </w:p>
     <w:p>
@@ -43,7 +43,7 @@
           <w:color w:val="E85D04"/>
           <w:sz w:val="24"/>
         </w:rPr>
-        <w:t>一、默写（全文）</w:t>
+        <w:t>一、补全名句 / 全文</w:t>
       </w:r>
     </w:p>
     <w:p>
@@ -104,6 +104,20 @@
     </w:p>
     <w:p>
       <w:pPr>
+        <w:spacing w:before="0" w:after="120" w:line="288" w:lineRule="auto"/>
+      </w:pPr>
+      <w:r>
+        <w:rPr>
+          <w:rFonts w:ascii="宋体" w:hAnsi="宋体" w:eastAsia="宋体"/>
+          <w:b w:val="0"/>
+          <w:color w:val="1C1917"/>
+          <w:sz w:val="26"/>
+        </w:rPr>
+        <w:t>善疑者，不疑人之所疑，而疑人之所不疑。　——方以智</w:t>
+      </w:r>
+    </w:p>
+    <w:p>
+      <w:pPr>
         <w:spacing w:before="160" w:after="160" w:line="288" w:lineRule="auto"/>
       </w:pPr>
       <w:r>
@@ -113,7 +127,91 @@
           <w:color w:val="E85D04"/>
           <w:sz w:val="24"/>
         </w:rPr>
-        <w:t>二、根据意思写原句（答案）</w:t>
+        <w:t>二、关键词填空</w:t>
+      </w:r>
+    </w:p>
+    <w:p>
+      <w:pPr>
+        <w:spacing w:before="0" w:after="80" w:line="288" w:lineRule="auto"/>
+      </w:pPr>
+      <w:r>
+        <w:rPr>
+          <w:rFonts w:ascii="宋体" w:hAnsi="宋体" w:eastAsia="宋体"/>
+          <w:b w:val="0"/>
+          <w:color w:val="1C1917"/>
+          <w:sz w:val="24"/>
+        </w:rPr>
+        <w:t>1. 孰能无惑</w:t>
+      </w:r>
+    </w:p>
+    <w:p>
+      <w:pPr>
+        <w:spacing w:before="0" w:after="80" w:line="288" w:lineRule="auto"/>
+      </w:pPr>
+      <w:r>
+        <w:rPr>
+          <w:rFonts w:ascii="宋体" w:hAnsi="宋体" w:eastAsia="宋体"/>
+          <w:b w:val="0"/>
+          <w:color w:val="1C1917"/>
+          <w:sz w:val="24"/>
+        </w:rPr>
+        <w:t>2. 学 / 问 / 思 / 辨 / 行</w:t>
+      </w:r>
+    </w:p>
+    <w:p>
+      <w:pPr>
+        <w:spacing w:before="0" w:after="80" w:line="288" w:lineRule="auto"/>
+      </w:pPr>
+      <w:r>
+        <w:rPr>
+          <w:rFonts w:ascii="宋体" w:hAnsi="宋体" w:eastAsia="宋体"/>
+          <w:b w:val="0"/>
+          <w:color w:val="1C1917"/>
+          <w:sz w:val="24"/>
+        </w:rPr>
+        <w:t>3. 不学不成，不问不知</w:t>
+      </w:r>
+    </w:p>
+    <w:p>
+      <w:pPr>
+        <w:spacing w:before="0" w:after="80" w:line="288" w:lineRule="auto"/>
+      </w:pPr>
+      <w:r>
+        <w:rPr>
+          <w:rFonts w:ascii="宋体" w:hAnsi="宋体" w:eastAsia="宋体"/>
+          <w:b w:val="0"/>
+          <w:color w:val="1C1917"/>
+          <w:sz w:val="24"/>
+        </w:rPr>
+        <w:t>4. 裕 / 小</w:t>
+      </w:r>
+    </w:p>
+    <w:p>
+      <w:pPr>
+        <w:spacing w:before="0" w:after="120" w:line="288" w:lineRule="auto"/>
+      </w:pPr>
+      <w:r>
+        <w:rPr>
+          <w:rFonts w:ascii="宋体" w:hAnsi="宋体" w:eastAsia="宋体"/>
+          <w:b w:val="0"/>
+          <w:color w:val="1C1917"/>
+          <w:sz w:val="24"/>
+        </w:rPr>
+        <w:t>5. 人之所 / 人之所不</w:t>
+      </w:r>
+    </w:p>
+    <w:p>
+      <w:pPr>
+        <w:spacing w:before="160" w:after="160" w:line="288" w:lineRule="auto"/>
+      </w:pPr>
+      <w:r>
+        <w:rPr>
+          <w:rFonts w:ascii="宋体" w:hAnsi="宋体" w:eastAsia="宋体"/>
+          <w:b/>
+          <w:color w:val="E85D04"/>
+          <w:sz w:val="24"/>
+        </w:rPr>
+        <w:t>三、根据意思写原句</w:t>
       </w:r>
     </w:p>
     <w:p>
@@ -230,6 +328,34 @@
     </w:p>
     <w:p>
       <w:pPr>
+        <w:spacing w:before="0" w:after="40" w:line="288" w:lineRule="auto"/>
+      </w:pPr>
+      <w:r>
+        <w:rPr>
+          <w:rFonts w:ascii="宋体" w:hAnsi="宋体" w:eastAsia="宋体"/>
+          <w:b w:val="0"/>
+          <w:color w:val="C2410C"/>
+          <w:sz w:val="22"/>
+        </w:rPr>
+        <w:t>意思：善于提问的人，不只怀疑别人已经怀疑的，更要去怀疑别人还没想到的。</w:t>
+      </w:r>
+    </w:p>
+    <w:p>
+      <w:pPr>
+        <w:spacing w:before="0" w:after="120" w:line="288" w:lineRule="auto"/>
+      </w:pPr>
+      <w:r>
+        <w:rPr>
+          <w:rFonts w:ascii="宋体" w:hAnsi="宋体" w:eastAsia="宋体"/>
+          <w:b w:val="0"/>
+          <w:color w:val="1C1917"/>
+          <w:sz w:val="26"/>
+        </w:rPr>
+        <w:t>原句：善疑者，不疑人之所疑，而疑人之所不疑。　——方以智</w:t>
+      </w:r>
+    </w:p>
+    <w:p>
+      <w:pPr>
         <w:spacing w:before="160" w:after="160" w:line="288" w:lineRule="auto"/>
       </w:pPr>
       <w:r>
@@ -239,7 +365,7 @@
           <w:color w:val="E85D04"/>
           <w:sz w:val="24"/>
         </w:rPr>
-        <w:t>三、背景</w:t>
+        <w:t>四、综合填空</w:t>
       </w:r>
     </w:p>
     <w:p>
@@ -253,7 +379,77 @@
           <w:color w:val="1C1917"/>
           <w:sz w:val="24"/>
         </w:rPr>
-        <w:t>教材原文顺序：《尚书》→《礼记》→王充→韩愈。本单元学提问；四句都强调多问、多学。须会背、会默、懂每句意思。</w:t>
+        <w:t>人非生而知之者；不学不成；不问不知；学/问/思/辨/行；人之所；人之所不</w:t>
+      </w:r>
+    </w:p>
+    <w:p>
+      <w:pPr>
+        <w:spacing w:before="160" w:after="160" w:line="288" w:lineRule="auto"/>
+      </w:pPr>
+      <w:r>
+        <w:rPr>
+          <w:rFonts w:ascii="宋体" w:hAnsi="宋体" w:eastAsia="宋体"/>
+          <w:b/>
+          <w:color w:val="E85D04"/>
+          <w:sz w:val="24"/>
+        </w:rPr>
+        <w:t>五、改写句子（示例）</w:t>
+      </w:r>
+    </w:p>
+    <w:p>
+      <w:pPr>
+        <w:spacing w:before="0" w:after="80" w:line="288" w:lineRule="auto"/>
+      </w:pPr>
+      <w:r>
+        <w:rPr>
+          <w:rFonts w:ascii="宋体" w:hAnsi="宋体" w:eastAsia="宋体"/>
+          <w:b w:val="0"/>
+          <w:color w:val="1C1917"/>
+          <w:sz w:val="24"/>
+        </w:rPr>
+        <w:t>1. 那盏灯晴天的时候亮着，阴天的时候亮着，雨天的时候也亮着。</w:t>
+      </w:r>
+    </w:p>
+    <w:p>
+      <w:pPr>
+        <w:spacing w:before="0" w:after="120" w:line="288" w:lineRule="auto"/>
+      </w:pPr>
+      <w:r>
+        <w:rPr>
+          <w:rFonts w:ascii="宋体" w:hAnsi="宋体" w:eastAsia="宋体"/>
+          <w:b w:val="0"/>
+          <w:color w:val="1C1917"/>
+          <w:sz w:val="24"/>
+        </w:rPr>
+        <w:t>2. 是谁把家里打扫得干干净净呢？当然是妈妈。（句式对即可）</w:t>
+      </w:r>
+    </w:p>
+    <w:p>
+      <w:pPr>
+        <w:spacing w:before="160" w:after="160" w:line="288" w:lineRule="auto"/>
+      </w:pPr>
+      <w:r>
+        <w:rPr>
+          <w:rFonts w:ascii="宋体" w:hAnsi="宋体" w:eastAsia="宋体"/>
+          <w:b/>
+          <w:color w:val="E85D04"/>
+          <w:sz w:val="24"/>
+        </w:rPr>
+        <w:t>背景</w:t>
+      </w:r>
+    </w:p>
+    <w:p>
+      <w:pPr>
+        <w:spacing w:before="0" w:after="120" w:line="288" w:lineRule="auto"/>
+      </w:pPr>
+      <w:r>
+        <w:rPr>
+          <w:rFonts w:ascii="宋体" w:hAnsi="宋体" w:eastAsia="宋体"/>
+          <w:b w:val="0"/>
+          <w:color w:val="1C1917"/>
+          <w:sz w:val="24"/>
+        </w:rPr>
+        <w:t>教材日积月累：《尚书》→《礼记》（《中庸》）→王充→韩愈；试卷常考方以智「善疑者…」。须会背、会默、会填关键词、能据意写原句。</w:t>
       </w:r>
     </w:p>
     <w:sectPr>

--- a/printables/garden-answers/U2-garden-answers.docx
+++ b/printables/garden-answers/U2-garden-answers.docx
@@ -14,7 +14,7 @@
           <w:color w:val="F4A261"/>
           <w:sz w:val="20"/>
         </w:rPr>
-        <w:t>语文书桌 · 园地过关测参考答案（做完再看）</w:t>
+        <w:t>语文书桌 · 园地练习答案（约10–15分钟卷 · 做完再看）</w:t>
       </w:r>
     </w:p>
     <w:p>
@@ -365,7 +365,21 @@
           <w:color w:val="E85D04"/>
           <w:sz w:val="24"/>
         </w:rPr>
-        <w:t>四、综合填空</w:t>
+        <w:t>二补充 / 四、改写</w:t>
+      </w:r>
+    </w:p>
+    <w:p>
+      <w:pPr>
+        <w:spacing w:before="0" w:after="80" w:line="288" w:lineRule="auto"/>
+      </w:pPr>
+      <w:r>
+        <w:rPr>
+          <w:rFonts w:ascii="宋体" w:hAnsi="宋体" w:eastAsia="宋体"/>
+          <w:b w:val="0"/>
+          <w:color w:val="1C1917"/>
+          <w:sz w:val="24"/>
+        </w:rPr>
+        <w:t>关键词：孰能无惑；学/问/思/辨/行；人之所 / 人之所不</w:t>
       </w:r>
     </w:p>
     <w:p>
@@ -379,49 +393,7 @@
           <w:color w:val="1C1917"/>
           <w:sz w:val="24"/>
         </w:rPr>
-        <w:t>人非生而知之者；不学不成；不问不知；学/问/思/辨/行；人之所；人之所不</w:t>
-      </w:r>
-    </w:p>
-    <w:p>
-      <w:pPr>
-        <w:spacing w:before="160" w:after="160" w:line="288" w:lineRule="auto"/>
-      </w:pPr>
-      <w:r>
-        <w:rPr>
-          <w:rFonts w:ascii="宋体" w:hAnsi="宋体" w:eastAsia="宋体"/>
-          <w:b/>
-          <w:color w:val="E85D04"/>
-          <w:sz w:val="24"/>
-        </w:rPr>
-        <w:t>五、改写句子（示例）</w:t>
-      </w:r>
-    </w:p>
-    <w:p>
-      <w:pPr>
-        <w:spacing w:before="0" w:after="80" w:line="288" w:lineRule="auto"/>
-      </w:pPr>
-      <w:r>
-        <w:rPr>
-          <w:rFonts w:ascii="宋体" w:hAnsi="宋体" w:eastAsia="宋体"/>
-          <w:b w:val="0"/>
-          <w:color w:val="1C1917"/>
-          <w:sz w:val="24"/>
-        </w:rPr>
-        <w:t>1. 那盏灯晴天的时候亮着，阴天的时候亮着，雨天的时候也亮着。</w:t>
-      </w:r>
-    </w:p>
-    <w:p>
-      <w:pPr>
-        <w:spacing w:before="0" w:after="120" w:line="288" w:lineRule="auto"/>
-      </w:pPr>
-      <w:r>
-        <w:rPr>
-          <w:rFonts w:ascii="宋体" w:hAnsi="宋体" w:eastAsia="宋体"/>
-          <w:b w:val="0"/>
-          <w:color w:val="1C1917"/>
-          <w:sz w:val="24"/>
-        </w:rPr>
-        <w:t>2. 是谁把家里打扫得干干净净呢？当然是妈妈。（句式对即可）</w:t>
+        <w:t>改写：那盏灯晴天的时候亮着，阴天的时候亮着，雨天的时候也亮着。</w:t>
       </w:r>
     </w:p>
     <w:p>

--- a/printables/garden-answers/U2-garden-answers.docx
+++ b/printables/garden-answers/U2-garden-answers.docx
@@ -141,49 +141,7 @@
           <w:color w:val="1C1917"/>
           <w:sz w:val="24"/>
         </w:rPr>
-        <w:t>1. 孰能无惑</w:t>
-      </w:r>
-    </w:p>
-    <w:p>
-      <w:pPr>
-        <w:spacing w:before="0" w:after="80" w:line="288" w:lineRule="auto"/>
-      </w:pPr>
-      <w:r>
-        <w:rPr>
-          <w:rFonts w:ascii="宋体" w:hAnsi="宋体" w:eastAsia="宋体"/>
-          <w:b w:val="0"/>
-          <w:color w:val="1C1917"/>
-          <w:sz w:val="24"/>
-        </w:rPr>
-        <w:t>2. 学 / 问 / 思 / 辨 / 行</w:t>
-      </w:r>
-    </w:p>
-    <w:p>
-      <w:pPr>
-        <w:spacing w:before="0" w:after="80" w:line="288" w:lineRule="auto"/>
-      </w:pPr>
-      <w:r>
-        <w:rPr>
-          <w:rFonts w:ascii="宋体" w:hAnsi="宋体" w:eastAsia="宋体"/>
-          <w:b w:val="0"/>
-          <w:color w:val="1C1917"/>
-          <w:sz w:val="24"/>
-        </w:rPr>
-        <w:t>3. 不学不成，不问不知</w:t>
-      </w:r>
-    </w:p>
-    <w:p>
-      <w:pPr>
-        <w:spacing w:before="0" w:after="80" w:line="288" w:lineRule="auto"/>
-      </w:pPr>
-      <w:r>
-        <w:rPr>
-          <w:rFonts w:ascii="宋体" w:hAnsi="宋体" w:eastAsia="宋体"/>
-          <w:b w:val="0"/>
-          <w:color w:val="1C1917"/>
-          <w:sz w:val="24"/>
-        </w:rPr>
-        <w:t>4. 裕 / 小</w:t>
+        <w:t>1. 学 / 问 / 思 / 辨 / 行</w:t>
       </w:r>
     </w:p>
     <w:p>
@@ -197,7 +155,7 @@
           <w:color w:val="1C1917"/>
           <w:sz w:val="24"/>
         </w:rPr>
-        <w:t>5. 人之所 / 人之所不</w:t>
+        <w:t>2. 人之所 / 人之所不</w:t>
       </w:r>
     </w:p>
     <w:p>
